--- a/AI_Agents_and_Advanced_Fine_Tuning_Bootcamp/Class_Notes/Week_08_distributed_computing_with_ray_Notes.docx
+++ b/AI_Agents_and_Advanced_Fine_Tuning_Bootcamp/Class_Notes/Week_08_distributed_computing_with_ray_Notes.docx
@@ -32,7 +32,7 @@
           <w:color w:val="333333"/>
           <w:sz w:val="22"/>
         </w:rPr>
-        <w:t>Main session date: Sunday, July 26, 2026</w:t>
+        <w:t>Main session date: Sunday, November 22, 2026</w:t>
       </w:r>
     </w:p>
     <w:p>
